--- a/docs/1.0.0mod策划（定稿）.docx
+++ b/docs/1.0.0mod策划（定稿）.docx
@@ -11,8 +11,6 @@
           <w:lang w:val="en-US" w:eastAsia="zh-CN"/>
         </w:rPr>
       </w:pPr>
-      <w:bookmarkStart w:id="0" w:name="_GoBack"/>
-      <w:bookmarkEnd w:id="0"/>
       <w:r>
         <w:rPr>
           <w:rFonts w:hint="eastAsia"/>
@@ -1580,6 +1578,58 @@
           <w:numId w:val="0"/>
         </w:numPr>
         <w:rPr>
+          <w:rFonts w:hint="eastAsia"/>
+          <w:lang w:val="en-US" w:eastAsia="zh-CN"/>
+        </w:rPr>
+      </w:pPr>
+      <w:r>
+        <w:rPr>
+          <w:rFonts w:hint="eastAsia"/>
+          <w:lang w:val="en-US" w:eastAsia="zh-CN"/>
+        </w:rPr>
+        <w:t>毛布耐久消耗基准（默认种族，默认大小）：头35，身40，腿45，脚20/只，爪10/只，尾30</w:t>
+      </w:r>
+    </w:p>
+    <w:p>
+      <w:pPr>
+        <w:numPr>
+          <w:ilvl w:val="0"/>
+          <w:numId w:val="0"/>
+        </w:numPr>
+        <w:rPr>
+          <w:rFonts w:hint="default"/>
+          <w:lang w:val="en-US" w:eastAsia="zh-CN"/>
+        </w:rPr>
+      </w:pPr>
+      <w:r>
+        <w:rPr>
+          <w:rFonts w:hint="eastAsia"/>
+          <w:lang w:val="en-US" w:eastAsia="zh-CN"/>
+        </w:rPr>
+        <w:t>具体消耗：某颜色像素占总部位像素比例*该部位消耗基准</w:t>
+      </w:r>
+      <w:bookmarkStart w:id="0" w:name="_GoBack"/>
+      <w:bookmarkEnd w:id="0"/>
+    </w:p>
+    <w:p>
+      <w:pPr>
+        <w:numPr>
+          <w:ilvl w:val="0"/>
+          <w:numId w:val="0"/>
+        </w:numPr>
+        <w:rPr>
+          <w:rFonts w:hint="eastAsia"/>
+          <w:lang w:val="en-US" w:eastAsia="zh-CN"/>
+        </w:rPr>
+      </w:pPr>
+    </w:p>
+    <w:p>
+      <w:pPr>
+        <w:numPr>
+          <w:ilvl w:val="0"/>
+          <w:numId w:val="0"/>
+        </w:numPr>
+        <w:rPr>
           <w:rFonts w:hint="default"/>
           <w:b/>
           <w:bCs/>
@@ -5432,15 +5482,7 @@
           <w:highlight w:val="none"/>
           <w:lang w:val="en-US" w:eastAsia="zh-CN"/>
         </w:rPr>
-        <w:t>4.挤压胶粘：长按鼠标右键挤压，时间越长胶滴越大，3</w:t>
-      </w:r>
-      <w:r>
-        <w:rPr>
-          <w:rFonts w:hint="eastAsia"/>
-          <w:highlight w:val="none"/>
-          <w:lang w:val="en-US" w:eastAsia="zh-CN"/>
-        </w:rPr>
-        <w:t>次机会，挤压结束后距离标准圈越近得分越高，取平均分</w:t>
+        <w:t>4.挤压胶粘：长按鼠标右键挤压，时间越长胶滴越大，3次机会，挤压结束后距离标准圈越近得分越高，取平均分</w:t>
       </w:r>
     </w:p>
     <w:p>
@@ -5568,15 +5610,7 @@
           <w:highlight w:val="none"/>
           <w:lang w:val="en-US" w:eastAsia="zh-CN"/>
         </w:rPr>
-        <w:t xml:space="preserve">  3.上清洁剂：长按鼠标右键挤压，时间越长液滴越大，3</w:t>
-      </w:r>
-      <w:r>
-        <w:rPr>
-          <w:rFonts w:hint="eastAsia"/>
-          <w:highlight w:val="none"/>
-          <w:lang w:val="en-US" w:eastAsia="zh-CN"/>
-        </w:rPr>
-        <w:t>次机会，挤压结束后距离标准圈越近得分越高，取平均分</w:t>
+        <w:t xml:space="preserve">  3.上清洁剂：长按鼠标右键挤压，时间越长液滴越大，3次机会，挤压结束后距离标准圈越近得分越高，取平均分</w:t>
       </w:r>
     </w:p>
     <w:p>
